--- a/需求变更与CCB/CCB变更审核记录.docx
+++ b/需求变更与CCB/CCB变更审核记录.docx
@@ -45,7 +45,7 @@
           </w:tcPr>
           <w:p>
             <w:r>
-              <w:t>SRA2026-CCB-REVIEW-V1.0</w:t>
+              <w:t>SRA2026-CCB-REVIEW-V1.1</w:t>
             </w:r>
           </w:p>
         </w:tc>
@@ -67,7 +67,7 @@
           </w:tcPr>
           <w:p>
             <w:r>
-              <w:t>V1.0</w:t>
+              <w:t>V1.1</w:t>
             </w:r>
           </w:p>
         </w:tc>
@@ -89,7 +89,7 @@
           </w:tcPr>
           <w:p>
             <w:r>
-              <w:t>初稿</w:t>
+              <w:t>修订稿</w:t>
             </w:r>
           </w:p>
         </w:tc>

--- a/需求变更与CCB/CCB变更审核记录.docx
+++ b/需求变更与CCB/CCB变更审核记录.docx
@@ -45,7 +45,7 @@
           </w:tcPr>
           <w:p>
             <w:r>
-              <w:t>SRA2026-CCB-REVIEW-V1.1</w:t>
+              <w:t>SRA2026-CCB-REVIEW-V1.2</w:t>
             </w:r>
           </w:p>
         </w:tc>
@@ -67,7 +67,7 @@
           </w:tcPr>
           <w:p>
             <w:r>
-              <w:t>V1.1</w:t>
+              <w:t>V1.2</w:t>
             </w:r>
           </w:p>
         </w:tc>
@@ -89,7 +89,7 @@
           </w:tcPr>
           <w:p>
             <w:r>
-              <w:t>修订稿</w:t>
+              <w:t>评审稿</w:t>
             </w:r>
           </w:p>
         </w:tc>

--- a/需求变更与CCB/CCB变更审核记录.docx
+++ b/需求变更与CCB/CCB变更审核记录.docx
@@ -45,7 +45,7 @@
           </w:tcPr>
           <w:p>
             <w:r>
-              <w:t>SRA2026-CCB-REVIEW-V1.2</w:t>
+              <w:t>SRA2026-CCB-REVIEW-V1.3</w:t>
             </w:r>
           </w:p>
         </w:tc>
@@ -67,7 +67,7 @@
           </w:tcPr>
           <w:p>
             <w:r>
-              <w:t>V1.2</w:t>
+              <w:t>V1.3</w:t>
             </w:r>
           </w:p>
         </w:tc>
@@ -89,7 +89,7 @@
           </w:tcPr>
           <w:p>
             <w:r>
-              <w:t>评审稿</w:t>
+              <w:t>基线版</w:t>
             </w:r>
           </w:p>
         </w:tc>
